--- a/laboratory_work/tasks/ЛР1.docx
+++ b/laboratory_work/tasks/ЛР1.docx
@@ -121,6 +121,24 @@
         <w:t>.</w:t>
       </w:r>
     </w:p>
+    <w:p/>
+    <w:p>
+      <w:pPr>
+        <w:pStyle w:val="2"/>
+      </w:pPr>
+      <w:r>
+        <w:t>Вопросы</w:t>
+      </w:r>
+      <w:r>
+        <w:t>:</w:t>
+      </w:r>
+    </w:p>
+    <w:p>
+      <w:r>
+        <w:t>Вопрос по любому из паттернов.</w:t>
+      </w:r>
+    </w:p>
+    <w:p/>
     <w:sectPr>
       <w:pgSz w:w="11906" w:h="16838"/>
       <w:pgMar w:top="1134" w:right="850" w:bottom="1134" w:left="1701" w:header="708" w:footer="708" w:gutter="0"/>
